--- a/docs/Etat-de-l-art.docx
+++ b/docs/Etat-de-l-art.docx
@@ -2396,7 +2396,7 @@
                 <w:sz w:val="18"/>
                 <w:szCs w:val="18"/>
               </w:rPr>
-              <w:t xml:space="preserve">Une campagne de mesures publiée sur l'instrumentation de bâtiments profonds rapporte une atténuation d'environ 10 dB par plancher vers les étages, mais d'environ </w:t>
+              <w:t xml:space="preserve">Le relevé a corrigé une hypothèse de départ : les compteurs de l'ECAM sont en sous-plafond et non en local enterré, situation nettement plus favorable. Le facteur dominant n'est donc pas le béton mais l'ossature métallique du faux plafond. L'ordre de grandeur reste éclairant : une campagne publiée rapporte environ 10 dB par plancher vers les étages, mais environ </w:t>
             </w:r>
             <w:r>
               <w:rPr>
@@ -2407,7 +2407,7 @@
                 <w:sz w:val="18"/>
                 <w:szCs w:val="18"/>
               </w:rPr>
-              <w:t xml:space="preserve">55 dB pour atteindre le sous-sol</w:t>
+              <w:t xml:space="preserve">55 dB pour atteindre un sous-sol</w:t>
             </w:r>
             <w:r>
               <w:rPr>
@@ -2416,7 +2416,7 @@
                 <w:sz w:val="18"/>
                 <w:szCs w:val="18"/>
               </w:rPr>
-              <w:t xml:space="preserve"> [7]. Cet écart d'un facteur cinq explique pourquoi un bilan de liaison établi sur des étages courants ne se transpose pas à un local technique enterré — et pourquoi la campagne de mesures du livrable T3 est indispensable.</w:t>
+              <w:t xml:space="preserve"> [7] — un facteur cinq, qui montre qu'un bilan de liaison ne se transpose pas d'un emplacement à un autre et que la mesure sur site reste indispensable.</w:t>
             </w:r>
           </w:p>
         </w:tc>
@@ -4138,7 +4138,7 @@
         </w:rPr>
         <w:t xml:space="preserve"> — </w:t>
       </w:r>
-      <w:hyperlink w:history="1" r:id="rId6epbksvkzcyihn6jfed8v">
+      <w:hyperlink w:history="1" r:id="rIdtbj2dzjvorgqem2wi0pry">
         <w:r>
           <w:rPr>
             <w:rFonts w:ascii="Calibri" w:cs="Calibri" w:eastAsia="Calibri" w:hAnsi="Calibri"/>
@@ -4159,7 +4159,7 @@
         </w:rPr>
         <w:t xml:space="preserve"> · </w:t>
       </w:r>
-      <w:hyperlink w:history="1" r:id="rIdf3y1omc5yefmwm0ny9myk">
+      <w:hyperlink w:history="1" r:id="rIdkhbntveblnmbsk8nnrwrc">
         <w:r>
           <w:rPr>
             <w:rFonts w:ascii="Calibri" w:cs="Calibri" w:eastAsia="Calibri" w:hAnsi="Calibri"/>
@@ -4206,7 +4206,7 @@
         </w:rPr>
         <w:t xml:space="preserve">Directive 2014/32/UE (MID), instruments de mesure, annexe MI-001 — </w:t>
       </w:r>
-      <w:hyperlink w:history="1" r:id="rId0otf-gsoq7ioc6wfzdjwg">
+      <w:hyperlink w:history="1" r:id="rIdvr9ndcmmppuumevnp-1va">
         <w:r>
           <w:rPr>
             <w:rFonts w:ascii="Calibri" w:cs="Calibri" w:eastAsia="Calibri" w:hAnsi="Calibri"/>
@@ -4264,7 +4264,7 @@
         </w:rPr>
         <w:t xml:space="preserve"> — </w:t>
       </w:r>
-      <w:hyperlink w:history="1" r:id="rIdzhfowocwwsvajgomgu2_k">
+      <w:hyperlink w:history="1" r:id="rIdfiyrtikc0kugmjzop9lu3">
         <w:r>
           <w:rPr>
             <w:rFonts w:ascii="Calibri" w:cs="Calibri" w:eastAsia="Calibri" w:hAnsi="Calibri"/>
@@ -4302,7 +4302,7 @@
         </w:rPr>
         <w:t xml:space="preserve">ETSI EN 300 220, dispositifs à courte portée sous 1 GHz. Application pratique : </w:t>
       </w:r>
-      <w:hyperlink w:history="1" r:id="rIdvnqvrjsqdqud_u6ng2knj">
+      <w:hyperlink w:history="1" r:id="rIde698b29q2bpai3nuvk3ap">
         <w:r>
           <w:rPr>
             <w:rFonts w:ascii="Calibri" w:cs="Calibri" w:eastAsia="Calibri" w:hAnsi="Calibri"/>
@@ -4360,7 +4360,7 @@
         </w:rPr>
         <w:t xml:space="preserve"> (EU863-870) — </w:t>
       </w:r>
-      <w:hyperlink w:history="1" r:id="rIdaz4spi7bixwar9av3hzme">
+      <w:hyperlink w:history="1" r:id="rId-awgjurow9llzujb4kziz">
         <w:r>
           <w:rPr>
             <w:rFonts w:ascii="Calibri" w:cs="Calibri" w:eastAsia="Calibri" w:hAnsi="Calibri"/>
@@ -4398,7 +4398,7 @@
         </w:rPr>
         <w:t xml:space="preserve">Semtech, </w:t>
       </w:r>
-      <w:hyperlink w:history="1" r:id="rIdik6k0n1eteinass9t3nkl">
+      <w:hyperlink w:history="1" r:id="rIdpxgm_wpznjfmyc_x4rlt4">
         <w:r>
           <w:rPr>
             <w:rFonts w:ascii="Calibri" w:cs="Calibri" w:eastAsia="Calibri" w:hAnsi="Calibri"/>
@@ -4456,7 +4456,7 @@
         </w:rPr>
         <w:t xml:space="preserve"> — </w:t>
       </w:r>
-      <w:hyperlink w:history="1" r:id="rId7wjnqkxoyi2cn5xrkljuy">
+      <w:hyperlink w:history="1" r:id="rIdcfchkt0zkh-xruzy2untq">
         <w:r>
           <w:rPr>
             <w:rFonts w:ascii="Calibri" w:cs="Calibri" w:eastAsia="Calibri" w:hAnsi="Calibri"/>
@@ -4534,7 +4534,7 @@
         </w:rPr>
         <w:t xml:space="preserve"> — </w:t>
       </w:r>
-      <w:hyperlink w:history="1" r:id="rIdsgn-xdasync4qbhohcf2m">
+      <w:hyperlink w:history="1" r:id="rIdyrrdwirme-j8gtss12nl_">
         <w:r>
           <w:rPr>
             <w:rFonts w:ascii="Calibri" w:cs="Calibri" w:eastAsia="Calibri" w:hAnsi="Calibri"/>
@@ -4572,7 +4572,7 @@
         </w:rPr>
         <w:t xml:space="preserve">ChirpStack — </w:t>
       </w:r>
-      <w:hyperlink w:history="1" r:id="rIdjgrpcsiwq2rzbn9-rjam7">
+      <w:hyperlink w:history="1" r:id="rIdvvyllofhyauzhqlk6ps8z">
         <w:r>
           <w:rPr>
             <w:rFonts w:ascii="Calibri" w:cs="Calibri" w:eastAsia="Calibri" w:hAnsi="Calibri"/>
@@ -4619,7 +4619,7 @@
         </w:rPr>
         <w:t xml:space="preserve">IWA Publishing, </w:t>
       </w:r>
-      <w:hyperlink w:history="1" r:id="rIdohymcdp5d-9ym309jzgud">
+      <w:hyperlink w:history="1" r:id="rIdntp1jjzvzv9km6vr6atyq">
         <w:r>
           <w:rPr>
             <w:rFonts w:ascii="Calibri" w:cs="Calibri" w:eastAsia="Calibri" w:hAnsi="Calibri"/>
@@ -4677,7 +4677,7 @@
         </w:rPr>
         <w:t xml:space="preserve">IWA Publishing, </w:t>
       </w:r>
-      <w:hyperlink w:history="1" r:id="rIdii-p-upxzrxu9ffylo5nt">
+      <w:hyperlink w:history="1" r:id="rIdouwmq9fmm0hmbjsllaqg-">
         <w:r>
           <w:rPr>
             <w:rFonts w:ascii="Calibri" w:cs="Calibri" w:eastAsia="Calibri" w:hAnsi="Calibri"/>

--- a/docs/Etat-de-l-art.docx
+++ b/docs/Etat-de-l-art.docx
@@ -156,7 +156,7 @@
           <w:sz w:val="18"/>
           <w:szCs w:val="18"/>
         </w:rPr>
-        <w:t xml:space="preserve">Un compteur n'a pas une précision uniforme sur toute sa plage. Il est caractérisé par le rapport R = Q3/Q1, normalisé par EN ISO 4064 et OIML R49 [1] et repris par la directive MID [2]. Les valeurs normalisées sont R40, R80, R160, R200, R400, R630 et R1000 ; R160 correspond à l'ancienne classe C.</w:t>
+        <w:t xml:space="preserve">Un compteur n'a pas une précision uniforme sur toute sa plage. Il est caractérisé par le rapport R = Q3/Q1, normalisé par EN ISO 4064 et OIML R49 [1] et repris par la directive MID [2]. Le rapport R se choisit dans la série normalisée 40, 50, 63, 80, 100, 125, 160, 200, 250, 315, 400, 500, 630, 800, 1000 ; R160 correspond à l'ancienne classe C.</w:t>
       </w:r>
     </w:p>
     <w:tbl>
@@ -4138,7 +4138,7 @@
         </w:rPr>
         <w:t xml:space="preserve"> — </w:t>
       </w:r>
-      <w:hyperlink w:history="1" r:id="rIdtbj2dzjvorgqem2wi0pry">
+      <w:hyperlink w:history="1" r:id="rIdmpf7u2ztsklyr7vmy_sik">
         <w:r>
           <w:rPr>
             <w:rFonts w:ascii="Calibri" w:cs="Calibri" w:eastAsia="Calibri" w:hAnsi="Calibri"/>
@@ -4159,7 +4159,7 @@
         </w:rPr>
         <w:t xml:space="preserve"> · </w:t>
       </w:r>
-      <w:hyperlink w:history="1" r:id="rIdkhbntveblnmbsk8nnrwrc">
+      <w:hyperlink w:history="1" r:id="rIdwfn14ua_93ddq-xelwez3">
         <w:r>
           <w:rPr>
             <w:rFonts w:ascii="Calibri" w:cs="Calibri" w:eastAsia="Calibri" w:hAnsi="Calibri"/>
@@ -4206,7 +4206,7 @@
         </w:rPr>
         <w:t xml:space="preserve">Directive 2014/32/UE (MID), instruments de mesure, annexe MI-001 — </w:t>
       </w:r>
-      <w:hyperlink w:history="1" r:id="rIdvr9ndcmmppuumevnp-1va">
+      <w:hyperlink w:history="1" r:id="rIduowmndjceumf23bncgw5h">
         <w:r>
           <w:rPr>
             <w:rFonts w:ascii="Calibri" w:cs="Calibri" w:eastAsia="Calibri" w:hAnsi="Calibri"/>
@@ -4264,7 +4264,7 @@
         </w:rPr>
         <w:t xml:space="preserve"> — </w:t>
       </w:r>
-      <w:hyperlink w:history="1" r:id="rIdfiyrtikc0kugmjzop9lu3">
+      <w:hyperlink w:history="1" r:id="rIdp5mz_nyxutiup0qu5go81">
         <w:r>
           <w:rPr>
             <w:rFonts w:ascii="Calibri" w:cs="Calibri" w:eastAsia="Calibri" w:hAnsi="Calibri"/>
@@ -4302,7 +4302,7 @@
         </w:rPr>
         <w:t xml:space="preserve">ETSI EN 300 220, dispositifs à courte portée sous 1 GHz. Application pratique : </w:t>
       </w:r>
-      <w:hyperlink w:history="1" r:id="rIde698b29q2bpai3nuvk3ap">
+      <w:hyperlink w:history="1" r:id="rIdlt0flgwghgif0vqcrabaz">
         <w:r>
           <w:rPr>
             <w:rFonts w:ascii="Calibri" w:cs="Calibri" w:eastAsia="Calibri" w:hAnsi="Calibri"/>
@@ -4360,7 +4360,7 @@
         </w:rPr>
         <w:t xml:space="preserve"> (EU863-870) — </w:t>
       </w:r>
-      <w:hyperlink w:history="1" r:id="rId-awgjurow9llzujb4kziz">
+      <w:hyperlink w:history="1" r:id="rIdvctuwf1ve1yqixbohlhz8">
         <w:r>
           <w:rPr>
             <w:rFonts w:ascii="Calibri" w:cs="Calibri" w:eastAsia="Calibri" w:hAnsi="Calibri"/>
@@ -4398,7 +4398,7 @@
         </w:rPr>
         <w:t xml:space="preserve">Semtech, </w:t>
       </w:r>
-      <w:hyperlink w:history="1" r:id="rIdpxgm_wpznjfmyc_x4rlt4">
+      <w:hyperlink w:history="1" r:id="rIdbaobstxfodqzjtv4dqxqe">
         <w:r>
           <w:rPr>
             <w:rFonts w:ascii="Calibri" w:cs="Calibri" w:eastAsia="Calibri" w:hAnsi="Calibri"/>
@@ -4456,7 +4456,7 @@
         </w:rPr>
         <w:t xml:space="preserve"> — </w:t>
       </w:r>
-      <w:hyperlink w:history="1" r:id="rIdcfchkt0zkh-xruzy2untq">
+      <w:hyperlink w:history="1" r:id="rIdjolf9diurbd03g_hpf9df">
         <w:r>
           <w:rPr>
             <w:rFonts w:ascii="Calibri" w:cs="Calibri" w:eastAsia="Calibri" w:hAnsi="Calibri"/>
@@ -4534,7 +4534,7 @@
         </w:rPr>
         <w:t xml:space="preserve"> — </w:t>
       </w:r>
-      <w:hyperlink w:history="1" r:id="rIdyrrdwirme-j8gtss12nl_">
+      <w:hyperlink w:history="1" r:id="rId1jnph4lexxf9hojjyiis7">
         <w:r>
           <w:rPr>
             <w:rFonts w:ascii="Calibri" w:cs="Calibri" w:eastAsia="Calibri" w:hAnsi="Calibri"/>
@@ -4572,7 +4572,7 @@
         </w:rPr>
         <w:t xml:space="preserve">ChirpStack — </w:t>
       </w:r>
-      <w:hyperlink w:history="1" r:id="rIdvvyllofhyauzhqlk6ps8z">
+      <w:hyperlink w:history="1" r:id="rIdv8qyxgpm4qbunwm-spqri">
         <w:r>
           <w:rPr>
             <w:rFonts w:ascii="Calibri" w:cs="Calibri" w:eastAsia="Calibri" w:hAnsi="Calibri"/>
@@ -4619,7 +4619,7 @@
         </w:rPr>
         <w:t xml:space="preserve">IWA Publishing, </w:t>
       </w:r>
-      <w:hyperlink w:history="1" r:id="rIdntp1jjzvzv9km6vr6atyq">
+      <w:hyperlink w:history="1" r:id="rIdy7xvwhnmfbou_pvez33ap">
         <w:r>
           <w:rPr>
             <w:rFonts w:ascii="Calibri" w:cs="Calibri" w:eastAsia="Calibri" w:hAnsi="Calibri"/>
@@ -4677,7 +4677,7 @@
         </w:rPr>
         <w:t xml:space="preserve">IWA Publishing, </w:t>
       </w:r>
-      <w:hyperlink w:history="1" r:id="rIdouwmq9fmm0hmbjsllaqg-">
+      <w:hyperlink w:history="1" r:id="rIdvs-9gei3eveviren03jp2">
         <w:r>
           <w:rPr>
             <w:rFonts w:ascii="Calibri" w:cs="Calibri" w:eastAsia="Calibri" w:hAnsi="Calibri"/>
